--- a/klagomål/A 62173-2025 FSC-klagomål.docx
+++ b/klagomål/A 62173-2025 FSC-klagomål.docx
@@ -651,7 +651,7 @@
     <w:r>
       <w:tab/>
       <w:tab/>
-      <w:t>2025-12-19</w:t>
+      <w:t>2025-12-20</w:t>
       <w:br/>
       <w:br/>
     </w:r>

--- a/klagomål/A 62173-2025 FSC-klagomål.docx
+++ b/klagomål/A 62173-2025 FSC-klagomål.docx
@@ -651,7 +651,7 @@
     <w:r>
       <w:tab/>
       <w:tab/>
-      <w:t>2025-12-20</w:t>
+      <w:t>2025-12-21</w:t>
       <w:br/>
       <w:br/>
     </w:r>

--- a/klagomål/A 62173-2025 FSC-klagomål.docx
+++ b/klagomål/A 62173-2025 FSC-klagomål.docx
@@ -651,7 +651,7 @@
     <w:r>
       <w:tab/>
       <w:tab/>
-      <w:t>2025-12-21</w:t>
+      <w:t>2025-12-22</w:t>
       <w:br/>
       <w:br/>
     </w:r>

--- a/klagomål/A 62173-2025 FSC-klagomål.docx
+++ b/klagomål/A 62173-2025 FSC-klagomål.docx
@@ -651,7 +651,7 @@
     <w:r>
       <w:tab/>
       <w:tab/>
-      <w:t>2025-12-22</w:t>
+      <w:t>2025-12-26</w:t>
       <w:br/>
       <w:br/>
     </w:r>

--- a/klagomål/A 62173-2025 FSC-klagomål.docx
+++ b/klagomål/A 62173-2025 FSC-klagomål.docx
@@ -651,7 +651,7 @@
     <w:r>
       <w:tab/>
       <w:tab/>
-      <w:t>2026-01-03</w:t>
+      <w:t>2026-01-04</w:t>
       <w:br/>
       <w:br/>
     </w:r>

--- a/klagomål/A 62173-2025 FSC-klagomål.docx
+++ b/klagomål/A 62173-2025 FSC-klagomål.docx
@@ -651,7 +651,7 @@
     <w:r>
       <w:tab/>
       <w:tab/>
-      <w:t>2026-01-07</w:t>
+      <w:t>2026-01-08</w:t>
       <w:br/>
       <w:br/>
     </w:r>

--- a/klagomål/A 62173-2025 FSC-klagomål.docx
+++ b/klagomål/A 62173-2025 FSC-klagomål.docx
@@ -651,7 +651,7 @@
     <w:r>
       <w:tab/>
       <w:tab/>
-      <w:t>2026-01-08</w:t>
+      <w:t>2026-01-09</w:t>
       <w:br/>
       <w:br/>
     </w:r>

--- a/klagomål/A 62173-2025 FSC-klagomål.docx
+++ b/klagomål/A 62173-2025 FSC-klagomål.docx
@@ -651,7 +651,7 @@
     <w:r>
       <w:tab/>
       <w:tab/>
-      <w:t>2026-01-09</w:t>
+      <w:t>2026-01-10</w:t>
       <w:br/>
       <w:br/>
     </w:r>

--- a/klagomål/A 62173-2025 FSC-klagomål.docx
+++ b/klagomål/A 62173-2025 FSC-klagomål.docx
@@ -651,7 +651,7 @@
     <w:r>
       <w:tab/>
       <w:tab/>
-      <w:t>2026-01-10</w:t>
+      <w:t>2026-01-11</w:t>
       <w:br/>
       <w:br/>
     </w:r>

--- a/klagomål/A 62173-2025 FSC-klagomål.docx
+++ b/klagomål/A 62173-2025 FSC-klagomål.docx
@@ -651,7 +651,7 @@
     <w:r>
       <w:tab/>
       <w:tab/>
-      <w:t>2026-01-11</w:t>
+      <w:t>2026-01-12</w:t>
       <w:br/>
       <w:br/>
     </w:r>

--- a/klagomål/A 62173-2025 FSC-klagomål.docx
+++ b/klagomål/A 62173-2025 FSC-klagomål.docx
@@ -651,7 +651,7 @@
     <w:r>
       <w:tab/>
       <w:tab/>
-      <w:t>2026-01-12</w:t>
+      <w:t>2026-01-13</w:t>
       <w:br/>
       <w:br/>
     </w:r>

--- a/klagomål/A 62173-2025 FSC-klagomål.docx
+++ b/klagomål/A 62173-2025 FSC-klagomål.docx
@@ -651,7 +651,7 @@
     <w:r>
       <w:tab/>
       <w:tab/>
-      <w:t>2026-01-13</w:t>
+      <w:t>2026-01-14</w:t>
       <w:br/>
       <w:br/>
     </w:r>

--- a/klagomål/A 62173-2025 FSC-klagomål.docx
+++ b/klagomål/A 62173-2025 FSC-klagomål.docx
@@ -651,7 +651,7 @@
     <w:r>
       <w:tab/>
       <w:tab/>
-      <w:t>2026-01-14</w:t>
+      <w:t>2026-01-15</w:t>
       <w:br/>
       <w:br/>
     </w:r>

--- a/klagomål/A 62173-2025 FSC-klagomål.docx
+++ b/klagomål/A 62173-2025 FSC-klagomål.docx
@@ -651,7 +651,7 @@
     <w:r>
       <w:tab/>
       <w:tab/>
-      <w:t>2026-01-15</w:t>
+      <w:t>2026-01-16</w:t>
       <w:br/>
       <w:br/>
     </w:r>

--- a/klagomål/A 62173-2025 FSC-klagomål.docx
+++ b/klagomål/A 62173-2025 FSC-klagomål.docx
@@ -651,7 +651,7 @@
     <w:r>
       <w:tab/>
       <w:tab/>
-      <w:t>2026-01-16</w:t>
+      <w:t>2026-01-17</w:t>
       <w:br/>
       <w:br/>
     </w:r>

--- a/klagomål/A 62173-2025 FSC-klagomål.docx
+++ b/klagomål/A 62173-2025 FSC-klagomål.docx
@@ -651,7 +651,7 @@
     <w:r>
       <w:tab/>
       <w:tab/>
-      <w:t>2026-01-17</w:t>
+      <w:t>2026-01-18</w:t>
       <w:br/>
       <w:br/>
     </w:r>

--- a/klagomål/A 62173-2025 FSC-klagomål.docx
+++ b/klagomål/A 62173-2025 FSC-klagomål.docx
@@ -651,7 +651,7 @@
     <w:r>
       <w:tab/>
       <w:tab/>
-      <w:t>2026-01-18</w:t>
+      <w:t>2026-01-19</w:t>
       <w:br/>
       <w:br/>
     </w:r>

--- a/klagomål/A 62173-2025 FSC-klagomål.docx
+++ b/klagomål/A 62173-2025 FSC-klagomål.docx
@@ -651,7 +651,7 @@
     <w:r>
       <w:tab/>
       <w:tab/>
-      <w:t>2026-01-19</w:t>
+      <w:t>2026-01-20</w:t>
       <w:br/>
       <w:br/>
     </w:r>

--- a/klagomål/A 62173-2025 FSC-klagomål.docx
+++ b/klagomål/A 62173-2025 FSC-klagomål.docx
@@ -651,7 +651,7 @@
     <w:r>
       <w:tab/>
       <w:tab/>
-      <w:t>2026-01-20</w:t>
+      <w:t>2026-01-21</w:t>
       <w:br/>
       <w:br/>
     </w:r>

--- a/klagomål/A 62173-2025 FSC-klagomål.docx
+++ b/klagomål/A 62173-2025 FSC-klagomål.docx
@@ -651,7 +651,7 @@
     <w:r>
       <w:tab/>
       <w:tab/>
-      <w:t>2026-01-21</w:t>
+      <w:t>2026-01-23</w:t>
       <w:br/>
       <w:br/>
     </w:r>

--- a/klagomål/A 62173-2025 FSC-klagomål.docx
+++ b/klagomål/A 62173-2025 FSC-klagomål.docx
@@ -651,7 +651,7 @@
     <w:r>
       <w:tab/>
       <w:tab/>
-      <w:t>2026-01-23</w:t>
+      <w:t>2026-01-24</w:t>
       <w:br/>
       <w:br/>
     </w:r>

--- a/klagomål/A 62173-2025 FSC-klagomål.docx
+++ b/klagomål/A 62173-2025 FSC-klagomål.docx
@@ -651,7 +651,7 @@
     <w:r>
       <w:tab/>
       <w:tab/>
-      <w:t>2026-01-24</w:t>
+      <w:t>2026-01-25</w:t>
       <w:br/>
       <w:br/>
     </w:r>

--- a/klagomål/A 62173-2025 FSC-klagomål.docx
+++ b/klagomål/A 62173-2025 FSC-klagomål.docx
@@ -651,7 +651,7 @@
     <w:r>
       <w:tab/>
       <w:tab/>
-      <w:t>2026-01-25</w:t>
+      <w:t>2026-01-26</w:t>
       <w:br/>
       <w:br/>
     </w:r>

--- a/klagomål/A 62173-2025 FSC-klagomål.docx
+++ b/klagomål/A 62173-2025 FSC-klagomål.docx
@@ -651,7 +651,7 @@
     <w:r>
       <w:tab/>
       <w:tab/>
-      <w:t>2026-01-26</w:t>
+      <w:t>2026-01-27</w:t>
       <w:br/>
       <w:br/>
     </w:r>

--- a/klagomål/A 62173-2025 FSC-klagomål.docx
+++ b/klagomål/A 62173-2025 FSC-klagomål.docx
@@ -651,7 +651,7 @@
     <w:r>
       <w:tab/>
       <w:tab/>
-      <w:t>2026-01-27</w:t>
+      <w:t>2026-01-28</w:t>
       <w:br/>
       <w:br/>
     </w:r>

--- a/klagomål/A 62173-2025 FSC-klagomål.docx
+++ b/klagomål/A 62173-2025 FSC-klagomål.docx
@@ -112,7 +112,7 @@
         <w:pStyle w:val="ListBullet"/>
       </w:pPr>
       <w:r>
-        <w:t>Om ett ombud (tex Norra skog eller Mellanskog) avverkningsanmäler en skog med naturvärden motsvarande nyckelbiotops kvalité men markägaren inte är FSC certifierad, bör du skicka in ett FSC kontrollerat virke klagomål. Då ska klagomålet skickas till ombudsföretaget.</w:t>
+        <w:t>Om ett ombud (tex Norra skog eller Mellanskog) avverkningsanmäler en skog med naturvärden motsvarande nyckelbiotops kvalitet men markägaren inte är FSC certifierad, bör du skicka in ett FSC kontrollerat virke klagomål. Då ska klagomålet skickas till ombudsföretaget.</w:t>
       </w:r>
     </w:p>
     <w:p>
@@ -244,6 +244,26 @@
       </w:pPr>
       <w:r>
         <w:t>Figur 1. Fyndplatser för naturvårdsarter i det avverkningsanmälda området (röd linje). Markörer utan svart kant är placerade på fyndplatsen. Markörer med svart kant är placerade vid sidan av fyndplatsen och har ett svart streck som visar fyndplatsens exakta position. Kartans mittpunktskoordinat är N 7001755, E 455989 i SWEREF 99 TM.</w:t>
+      </w:r>
+    </w:p>
+    <w:p>
+      <w:r>
+        <w:rPr>
+          <w:b/>
+        </w:rPr>
+        <w:t>Kransrams</w:t>
+      </w:r>
+      <w:r>
+        <w:t xml:space="preserve"> är typisk art för </w:t>
+      </w:r>
+      <w:r>
+        <w:rPr>
+          <w:i/>
+        </w:rPr>
+        <w:t xml:space="preserve">9020 Nordlig ädellövskog </w:t>
+      </w:r>
+      <w:r>
+        <w:t>(SLU Artdatabanken, 2025).</w:t>
       </w:r>
     </w:p>
     <w:p>
@@ -651,7 +671,7 @@
     <w:r>
       <w:tab/>
       <w:tab/>
-      <w:t>2026-01-28</w:t>
+      <w:t>2026-01-29</w:t>
       <w:br/>
       <w:br/>
     </w:r>

--- a/klagomål/A 62173-2025 FSC-klagomål.docx
+++ b/klagomål/A 62173-2025 FSC-klagomål.docx
@@ -671,7 +671,7 @@
     <w:r>
       <w:tab/>
       <w:tab/>
-      <w:t>2026-01-29</w:t>
+      <w:t>2026-01-30</w:t>
       <w:br/>
       <w:br/>
     </w:r>

--- a/klagomål/A 62173-2025 FSC-klagomål.docx
+++ b/klagomål/A 62173-2025 FSC-klagomål.docx
@@ -671,7 +671,7 @@
     <w:r>
       <w:tab/>
       <w:tab/>
-      <w:t>2026-01-30</w:t>
+      <w:t>2026-01-31</w:t>
       <w:br/>
       <w:br/>
     </w:r>

--- a/klagomål/A 62173-2025 FSC-klagomål.docx
+++ b/klagomål/A 62173-2025 FSC-klagomål.docx
@@ -671,7 +671,7 @@
     <w:r>
       <w:tab/>
       <w:tab/>
-      <w:t>2026-01-31</w:t>
+      <w:t>2026-02-01</w:t>
       <w:br/>
       <w:br/>
     </w:r>
